--- a/apps/legal-docs-blueprints/templates/inversiones_Sociedad/anexo3/carta_instruccion_mujer.docx
+++ b/apps/legal-docs-blueprints/templates/inversiones_Sociedad/anexo3/carta_instruccion_mujer.docx
@@ -1,6 +1,6 @@
 
 <file path=word/document.xml><?xml version="1.0" encoding="utf-8"?>
-<w:document xmlns:o="urn:schemas-microsoft-com:office:office" xmlns:r="http://schemas.openxmlformats.org/officeDocument/2006/relationships" xmlns:v="urn:schemas-microsoft-com:vml" xmlns:w="http://schemas.openxmlformats.org/wordprocessingml/2006/main" xmlns:w10="urn:schemas-microsoft-com:office:word" xmlns:wp="http://schemas.openxmlformats.org/drawingml/2006/wordprocessingDrawing" xmlns:wps="http://schemas.microsoft.com/office/word/2010/wordprocessingShape" xmlns:wpg="http://schemas.microsoft.com/office/word/2010/wordprocessingGroup" xmlns:mc="http://schemas.openxmlformats.org/markup-compatibility/2006" xmlns:wp14="http://schemas.microsoft.com/office/word/2010/wordprocessingDrawing" xmlns:w14="http://schemas.microsoft.com/office/word/2010/wordml" xmlns:w15="http://schemas.microsoft.com/office/word/2012/wordml" mc:Ignorable="w14 wp14 w15">
+<w:document xmlns:o="urn:schemas-microsoft-com:office:office" xmlns:r="http://schemas.openxmlformats.org/officeDocument/2006/relationships" xmlns:v="urn:schemas-microsoft-com:vml" xmlns:w="http://schemas.openxmlformats.org/wordprocessingml/2006/main" xmlns:w10="urn:schemas-microsoft-com:office:word" xmlns:wp="http://schemas.openxmlformats.org/drawingml/2006/wordprocessingDrawing" xmlns:pic="http://schemas.openxmlformats.org/drawingml/2006/picture" xmlns:wps="http://schemas.microsoft.com/office/word/2010/wordprocessingShape" xmlns:wpg="http://schemas.microsoft.com/office/word/2010/wordprocessingGroup" xmlns:mc="http://schemas.openxmlformats.org/markup-compatibility/2006" xmlns:wp14="http://schemas.microsoft.com/office/word/2010/wordprocessingDrawing" xmlns:w14="http://schemas.microsoft.com/office/word/2010/wordml" xmlns:w15="http://schemas.microsoft.com/office/word/2012/wordml" mc:Ignorable="w14 wp14 w15">
   <w:body>
     <w:p>
       <w:pPr>
@@ -51,35 +51,32 @@
           <w:b w:val="false"/>
           <w:bCs w:val="false"/>
           <w:i w:val="false"/>
-          <w:i w:val="false"/>
-          <w:iCs w:val="false"/>
-          <w:caps w:val="false"/>
-          <w:smallCaps w:val="false"/>
-          <w:strike w:val="false"/>
-          <w:dstrike w:val="false"/>
-          <w:color w:val="000000"/>
-          <w:position w:val="0"/>
-          <w:sz w:val="22"/>
-          <w:sz w:val="22"/>
-          <w:szCs w:val="22"/>
-          <w:shd w:fill="auto" w:val="clear"/>
-          <w:vertAlign w:val="baseline"/>
-        </w:rPr>
-      </w:pPr>
-      <w:r>
-        <w:rPr>
-          <w:rFonts w:eastAsia="Cambria" w:cs="Cambria"/>
-          <w:b w:val="false"/>
-          <w:bCs w:val="false"/>
-          <w:i w:val="false"/>
-          <w:iCs w:val="false"/>
-          <w:caps w:val="false"/>
-          <w:smallCaps w:val="false"/>
-          <w:strike w:val="false"/>
-          <w:dstrike w:val="false"/>
-          <w:color w:val="000000"/>
-          <w:position w:val="0"/>
-          <w:sz w:val="22"/>
+          <w:iCs w:val="false"/>
+          <w:caps w:val="false"/>
+          <w:smallCaps w:val="false"/>
+          <w:strike w:val="false"/>
+          <w:dstrike w:val="false"/>
+          <w:color w:val="000000"/>
+          <w:position w:val="0"/>
+          <w:sz w:val="22"/>
+          <w:szCs w:val="22"/>
+          <w:shd w:fill="auto" w:val="clear"/>
+          <w:vertAlign w:val="baseline"/>
+        </w:rPr>
+      </w:pPr>
+      <w:r>
+        <w:rPr>
+          <w:rFonts w:eastAsia="Cambria" w:cs="Cambria"/>
+          <w:b w:val="false"/>
+          <w:bCs w:val="false"/>
+          <w:i w:val="false"/>
+          <w:iCs w:val="false"/>
+          <w:caps w:val="false"/>
+          <w:smallCaps w:val="false"/>
+          <w:strike w:val="false"/>
+          <w:dstrike w:val="false"/>
+          <w:color w:val="000000"/>
+          <w:position w:val="0"/>
           <w:sz w:val="22"/>
           <w:szCs w:val="22"/>
           <w:shd w:fill="auto" w:val="clear"/>
@@ -108,15 +105,13 @@
           <w:b w:val="false"/>
           <w:bCs w:val="false"/>
           <w:i w:val="false"/>
-          <w:i w:val="false"/>
-          <w:iCs w:val="false"/>
-          <w:caps w:val="false"/>
-          <w:smallCaps w:val="false"/>
-          <w:strike w:val="false"/>
-          <w:dstrike w:val="false"/>
-          <w:color w:val="000000"/>
-          <w:position w:val="0"/>
-          <w:sz w:val="22"/>
+          <w:iCs w:val="false"/>
+          <w:caps w:val="false"/>
+          <w:smallCaps w:val="false"/>
+          <w:strike w:val="false"/>
+          <w:dstrike w:val="false"/>
+          <w:color w:val="000000"/>
+          <w:position w:val="0"/>
           <w:sz w:val="22"/>
           <w:szCs w:val="22"/>
           <w:shd w:fill="auto" w:val="clear"/>
@@ -151,7 +146,6 @@
           <w:color w:val="000000"/>
           <w:position w:val="0"/>
           <w:sz w:val="22"/>
-          <w:sz w:val="22"/>
           <w:szCs w:val="22"/>
           <w:shd w:fill="auto" w:val="clear"/>
           <w:vertAlign w:val="baseline"/>
@@ -171,7 +165,6 @@
           <w:dstrike w:val="false"/>
           <w:color w:val="000000"/>
           <w:position w:val="0"/>
-          <w:sz w:val="22"/>
           <w:sz w:val="22"/>
           <w:szCs w:val="22"/>
           <w:shd w:fill="auto" w:val="clear"/>
@@ -196,36 +189,33 @@
           <w:b w:val="false"/>
           <w:bCs w:val="false"/>
           <w:i w:val="false"/>
-          <w:i w:val="false"/>
-          <w:iCs w:val="false"/>
-          <w:caps w:val="false"/>
-          <w:smallCaps w:val="false"/>
-          <w:strike w:val="false"/>
-          <w:dstrike w:val="false"/>
-          <w:color w:val="000000"/>
-          <w:position w:val="0"/>
-          <w:sz w:val="22"/>
-          <w:sz w:val="22"/>
-          <w:szCs w:val="22"/>
-          <w:u w:val="none"/>
-          <w:shd w:fill="auto" w:val="clear"/>
-          <w:vertAlign w:val="baseline"/>
-        </w:rPr>
-      </w:pPr>
-      <w:r>
-        <w:rPr>
-          <w:rFonts w:eastAsia="Cambria" w:cs="Cambria"/>
-          <w:b w:val="false"/>
-          <w:bCs w:val="false"/>
-          <w:i w:val="false"/>
-          <w:iCs w:val="false"/>
-          <w:caps w:val="false"/>
-          <w:smallCaps w:val="false"/>
-          <w:strike w:val="false"/>
-          <w:dstrike w:val="false"/>
-          <w:color w:val="000000"/>
-          <w:position w:val="0"/>
-          <w:sz w:val="22"/>
+          <w:iCs w:val="false"/>
+          <w:caps w:val="false"/>
+          <w:smallCaps w:val="false"/>
+          <w:strike w:val="false"/>
+          <w:dstrike w:val="false"/>
+          <w:color w:val="000000"/>
+          <w:position w:val="0"/>
+          <w:sz w:val="22"/>
+          <w:szCs w:val="22"/>
+          <w:u w:val="none"/>
+          <w:shd w:fill="auto" w:val="clear"/>
+          <w:vertAlign w:val="baseline"/>
+        </w:rPr>
+      </w:pPr>
+      <w:r>
+        <w:rPr>
+          <w:rFonts w:eastAsia="Cambria" w:cs="Cambria"/>
+          <w:b w:val="false"/>
+          <w:bCs w:val="false"/>
+          <w:i w:val="false"/>
+          <w:iCs w:val="false"/>
+          <w:caps w:val="false"/>
+          <w:smallCaps w:val="false"/>
+          <w:strike w:val="false"/>
+          <w:dstrike w:val="false"/>
+          <w:color w:val="000000"/>
+          <w:position w:val="0"/>
           <w:sz w:val="22"/>
           <w:szCs w:val="22"/>
           <w:u w:val="none"/>
@@ -234,8 +224,7 @@
         </w:rPr>
       </w:r>
       <w:bookmarkStart w:id="0" w:name="_heading=h.t6bxf9k326q4"/>
-      <w:bookmarkStart w:id="1" w:name="_heading=h.t6bxf9k326q4"/>
-      <w:bookmarkEnd w:id="1"/>
+      <w:bookmarkEnd w:id="0"/>
     </w:p>
     <w:p>
       <w:pPr>
@@ -253,36 +242,33 @@
           <w:b w:val="false"/>
           <w:bCs w:val="false"/>
           <w:i w:val="false"/>
-          <w:i w:val="false"/>
-          <w:iCs w:val="false"/>
-          <w:caps w:val="false"/>
-          <w:smallCaps w:val="false"/>
-          <w:strike w:val="false"/>
-          <w:dstrike w:val="false"/>
-          <w:color w:val="000000"/>
-          <w:position w:val="0"/>
-          <w:sz w:val="22"/>
-          <w:sz w:val="22"/>
-          <w:szCs w:val="22"/>
-          <w:u w:val="none"/>
-          <w:shd w:fill="auto" w:val="clear"/>
-          <w:vertAlign w:val="baseline"/>
-        </w:rPr>
-      </w:pPr>
-      <w:r>
-        <w:rPr>
-          <w:rFonts w:eastAsia="Cambria" w:cs="Cambria"/>
-          <w:b w:val="false"/>
-          <w:bCs w:val="false"/>
-          <w:i w:val="false"/>
-          <w:iCs w:val="false"/>
-          <w:caps w:val="false"/>
-          <w:smallCaps w:val="false"/>
-          <w:strike w:val="false"/>
-          <w:dstrike w:val="false"/>
-          <w:color w:val="000000"/>
-          <w:position w:val="0"/>
-          <w:sz w:val="22"/>
+          <w:iCs w:val="false"/>
+          <w:caps w:val="false"/>
+          <w:smallCaps w:val="false"/>
+          <w:strike w:val="false"/>
+          <w:dstrike w:val="false"/>
+          <w:color w:val="000000"/>
+          <w:position w:val="0"/>
+          <w:sz w:val="22"/>
+          <w:szCs w:val="22"/>
+          <w:u w:val="none"/>
+          <w:shd w:fill="auto" w:val="clear"/>
+          <w:vertAlign w:val="baseline"/>
+        </w:rPr>
+      </w:pPr>
+      <w:r>
+        <w:rPr>
+          <w:rFonts w:eastAsia="Cambria" w:cs="Cambria"/>
+          <w:b w:val="false"/>
+          <w:bCs w:val="false"/>
+          <w:i w:val="false"/>
+          <w:iCs w:val="false"/>
+          <w:caps w:val="false"/>
+          <w:smallCaps w:val="false"/>
+          <w:strike w:val="false"/>
+          <w:dstrike w:val="false"/>
+          <w:color w:val="000000"/>
+          <w:position w:val="0"/>
           <w:sz w:val="22"/>
           <w:szCs w:val="22"/>
           <w:u w:val="none"/>
@@ -327,36 +313,33 @@
           <w:b w:val="false"/>
           <w:bCs w:val="false"/>
           <w:i w:val="false"/>
-          <w:i w:val="false"/>
-          <w:iCs w:val="false"/>
-          <w:caps w:val="false"/>
-          <w:smallCaps w:val="false"/>
-          <w:strike w:val="false"/>
-          <w:dstrike w:val="false"/>
-          <w:color w:val="000000"/>
-          <w:position w:val="0"/>
-          <w:sz w:val="22"/>
-          <w:sz w:val="22"/>
-          <w:szCs w:val="22"/>
-          <w:u w:val="none"/>
-          <w:shd w:fill="auto" w:val="clear"/>
-          <w:vertAlign w:val="baseline"/>
-        </w:rPr>
-      </w:pPr>
-      <w:r>
-        <w:rPr>
-          <w:rFonts w:eastAsia="Cambria" w:cs="Cambria"/>
-          <w:b w:val="false"/>
-          <w:bCs w:val="false"/>
-          <w:i w:val="false"/>
-          <w:iCs w:val="false"/>
-          <w:caps w:val="false"/>
-          <w:smallCaps w:val="false"/>
-          <w:strike w:val="false"/>
-          <w:dstrike w:val="false"/>
-          <w:color w:val="000000"/>
-          <w:position w:val="0"/>
-          <w:sz w:val="22"/>
+          <w:iCs w:val="false"/>
+          <w:caps w:val="false"/>
+          <w:smallCaps w:val="false"/>
+          <w:strike w:val="false"/>
+          <w:dstrike w:val="false"/>
+          <w:color w:val="000000"/>
+          <w:position w:val="0"/>
+          <w:sz w:val="22"/>
+          <w:szCs w:val="22"/>
+          <w:u w:val="none"/>
+          <w:shd w:fill="auto" w:val="clear"/>
+          <w:vertAlign w:val="baseline"/>
+        </w:rPr>
+      </w:pPr>
+      <w:r>
+        <w:rPr>
+          <w:rFonts w:eastAsia="Cambria" w:cs="Cambria"/>
+          <w:b w:val="false"/>
+          <w:bCs w:val="false"/>
+          <w:i w:val="false"/>
+          <w:iCs w:val="false"/>
+          <w:caps w:val="false"/>
+          <w:smallCaps w:val="false"/>
+          <w:strike w:val="false"/>
+          <w:dstrike w:val="false"/>
+          <w:color w:val="000000"/>
+          <w:position w:val="0"/>
           <w:sz w:val="22"/>
           <w:szCs w:val="22"/>
           <w:u w:val="none"/>
@@ -378,6 +361,7 @@
           <w:tab w:val="left" w:pos="3829" w:leader="none"/>
           <w:tab w:val="left" w:pos="5671" w:leader="none"/>
         </w:tabs>
+        <w:bidi w:val="1"/>
         <w:spacing w:lineRule="auto" w:line="240" w:before="0" w:after="0"/>
         <w:ind w:hanging="0" w:left="360" w:right="354"/>
         <w:jc w:val="both"/>
@@ -386,36 +370,33 @@
           <w:b w:val="false"/>
           <w:bCs w:val="false"/>
           <w:i w:val="false"/>
-          <w:i w:val="false"/>
-          <w:iCs w:val="false"/>
-          <w:caps w:val="false"/>
-          <w:smallCaps w:val="false"/>
-          <w:strike w:val="false"/>
-          <w:dstrike w:val="false"/>
-          <w:color w:val="000000"/>
-          <w:position w:val="0"/>
-          <w:sz w:val="22"/>
-          <w:sz w:val="22"/>
-          <w:szCs w:val="22"/>
-          <w:u w:val="none"/>
-          <w:shd w:fill="auto" w:val="clear"/>
-          <w:vertAlign w:val="baseline"/>
-        </w:rPr>
-      </w:pPr>
-      <w:r>
-        <w:rPr>
-          <w:rFonts w:eastAsia="Cambria" w:cs="Cambria"/>
-          <w:b w:val="false"/>
-          <w:bCs w:val="false"/>
-          <w:i w:val="false"/>
-          <w:iCs w:val="false"/>
-          <w:caps w:val="false"/>
-          <w:smallCaps w:val="false"/>
-          <w:strike w:val="false"/>
-          <w:dstrike w:val="false"/>
-          <w:color w:val="000000"/>
-          <w:position w:val="0"/>
-          <w:sz w:val="22"/>
+          <w:iCs w:val="false"/>
+          <w:caps w:val="false"/>
+          <w:smallCaps w:val="false"/>
+          <w:strike w:val="false"/>
+          <w:dstrike w:val="false"/>
+          <w:color w:val="000000"/>
+          <w:position w:val="0"/>
+          <w:sz w:val="22"/>
+          <w:szCs w:val="22"/>
+          <w:u w:val="none"/>
+          <w:shd w:fill="auto" w:val="clear"/>
+          <w:vertAlign w:val="baseline"/>
+        </w:rPr>
+      </w:pPr>
+      <w:r>
+        <w:rPr>
+          <w:rFonts w:eastAsia="Cambria" w:cs="Cambria"/>
+          <w:b w:val="false"/>
+          <w:bCs w:val="false"/>
+          <w:i w:val="false"/>
+          <w:iCs w:val="false"/>
+          <w:caps w:val="false"/>
+          <w:smallCaps w:val="false"/>
+          <w:strike w:val="false"/>
+          <w:dstrike w:val="false"/>
+          <w:color w:val="000000"/>
+          <w:position w:val="0"/>
           <w:sz w:val="22"/>
           <w:szCs w:val="22"/>
           <w:u w:val="none"/>
@@ -438,7 +419,6 @@
           <w:color w:val="000000"/>
           <w:position w:val="0"/>
           <w:sz w:val="22"/>
-          <w:sz w:val="22"/>
           <w:szCs w:val="22"/>
           <w:u w:val="none"/>
           <w:shd w:fill="auto" w:val="clear"/>
@@ -460,13 +440,114 @@
           <w:color w:val="000000"/>
           <w:position w:val="0"/>
           <w:sz w:val="22"/>
-          <w:sz w:val="22"/>
-          <w:szCs w:val="22"/>
-          <w:u w:val="none"/>
-          <w:shd w:fill="auto" w:val="clear"/>
-          <w:vertAlign w:val="baseline"/>
-        </w:rPr>
-        <w:t>, en mi calidad de Inversionista conforme al Acuerdo Privado de Inversión suscrito con fecha</w:t>
+          <w:szCs w:val="22"/>
+          <w:u w:val="none"/>
+          <w:shd w:fill="auto" w:val="clear"/>
+          <w:vertAlign w:val="baseline"/>
+        </w:rPr>
+        <w:t xml:space="preserve">, </w:t>
+      </w:r>
+      <w:bookmarkStart w:id="1" w:name="docs-internal-guid-128f992f-7fff-d5c5-4d"/>
+      <w:bookmarkEnd w:id="1"/>
+      <w:r>
+        <w:rPr>
+          <w:rFonts w:ascii="Cambria;serif" w:hAnsi="Cambria;serif"/>
+          <w:b w:val="false"/>
+          <w:i w:val="false"/>
+          <w:caps w:val="false"/>
+          <w:smallCaps w:val="false"/>
+          <w:strike w:val="false"/>
+          <w:dstrike w:val="false"/>
+          <w:color w:val="000000"/>
+          <w:sz w:val="22"/>
+          <w:u w:val="none"/>
+          <w:effect w:val="none"/>
+          <w:shd w:fill="auto" w:val="clear"/>
+        </w:rPr>
+        <w:t>en representación de la entidad denominada</w:t>
+      </w:r>
+      <w:r>
+        <w:rPr>
+          <w:b w:val="false"/>
+          <w:caps w:val="false"/>
+          <w:smallCaps w:val="false"/>
+          <w:strike w:val="false"/>
+          <w:dstrike w:val="false"/>
+          <w:color w:val="000000"/>
+          <w:u w:val="none"/>
+          <w:effect w:val="none"/>
+          <w:shd w:fill="auto" w:val="clear"/>
+        </w:rPr>
+        <w:t xml:space="preserve"> </w:t>
+      </w:r>
+      <w:r>
+        <w:rPr>
+          <w:b w:val="false"/>
+          <w:caps w:val="false"/>
+          <w:smallCaps w:val="false"/>
+          <w:strike w:val="false"/>
+          <w:dstrike w:val="false"/>
+          <w:color w:val="000000"/>
+          <w:u w:val="none"/>
+          <w:effect w:val="none"/>
+          <w:shd w:fill="auto" w:val="clear"/>
+        </w:rPr>
+        <w:t>{nombreSociedadInversionista}</w:t>
+      </w:r>
+      <w:r>
+        <w:rPr>
+          <w:rFonts w:ascii="Arial;sans-serif" w:hAnsi="Arial;sans-serif"/>
+          <w:b w:val="false"/>
+          <w:i w:val="false"/>
+          <w:caps w:val="false"/>
+          <w:smallCaps w:val="false"/>
+          <w:strike w:val="false"/>
+          <w:dstrike w:val="false"/>
+          <w:color w:val="000000"/>
+          <w:sz w:val="20"/>
+          <w:u w:val="none"/>
+          <w:effect w:val="none"/>
+          <w:shd w:fill="auto" w:val="clear"/>
+        </w:rPr>
+        <w:t xml:space="preserve"> </w:t>
+      </w:r>
+      <w:r>
+        <w:rPr>
+          <w:rFonts w:ascii="Arial;sans-serif" w:hAnsi="Arial;sans-serif"/>
+          <w:b w:val="false"/>
+          <w:i w:val="false"/>
+          <w:caps w:val="false"/>
+          <w:smallCaps w:val="false"/>
+          <w:strike w:val="false"/>
+          <w:dstrike w:val="false"/>
+          <w:color w:val="000000"/>
+          <w:sz w:val="20"/>
+          <w:u w:val="none"/>
+          <w:effect w:val="none"/>
+          <w:shd w:fill="auto" w:val="clear"/>
+        </w:rPr>
+        <w:t xml:space="preserve">y </w:t>
+      </w:r>
+      <w:r>
+        <w:rPr>
+          <w:rFonts w:eastAsia="Cambria" w:cs="Cambria"/>
+          <w:b w:val="false"/>
+          <w:bCs w:val="false"/>
+          <w:i w:val="false"/>
+          <w:iCs w:val="false"/>
+          <w:caps w:val="false"/>
+          <w:smallCaps w:val="false"/>
+          <w:strike w:val="false"/>
+          <w:dstrike w:val="false"/>
+          <w:color w:val="000000"/>
+          <w:position w:val="0"/>
+          <w:sz w:val="22"/>
+          <w:szCs w:val="22"/>
+          <w:u w:val="none"/>
+          <w:shd w:fill="auto" w:val="clear"/>
+          <w:vertAlign w:val="baseline"/>
+        </w:rPr>
+        <w:t>en mi calidad de Inversionista conforme al Acuerdo Privado de Inversión suscrito con fecha</w:t>
       </w:r>
       <w:sdt>
         <w:sdtPr>
@@ -487,7 +568,6 @@
               <w:dstrike w:val="false"/>
               <w:color w:val="000000"/>
               <w:position w:val="0"/>
-              <w:sz w:val="22"/>
               <w:sz w:val="22"/>
               <w:szCs w:val="22"/>
               <w:u w:val="none"/>
@@ -509,7 +589,6 @@
               <w:color w:val="000000"/>
               <w:position w:val="0"/>
               <w:sz w:val="22"/>
-              <w:sz w:val="22"/>
               <w:szCs w:val="22"/>
               <w:u w:val="none"/>
               <w:shd w:fill="auto" w:val="clear"/>
@@ -532,7 +611,6 @@
           <w:color w:val="000000"/>
           <w:position w:val="0"/>
           <w:sz w:val="22"/>
-          <w:sz w:val="22"/>
           <w:szCs w:val="22"/>
           <w:u w:val="none"/>
           <w:shd w:fill="auto" w:val="clear"/>
@@ -554,13 +632,34 @@
           <w:color w:val="000000"/>
           <w:position w:val="0"/>
           <w:sz w:val="22"/>
-          <w:sz w:val="22"/>
-          <w:szCs w:val="22"/>
-          <w:u w:val="none"/>
-          <w:shd w:fill="auto" w:val="clear"/>
-          <w:vertAlign w:val="baseline"/>
-        </w:rPr>
-        <w:t>, por este medio manifiesto mi decisión de participar mediante la modalidad de cesión de créditos en cartera activa, conforme lo estipulado en el Acuerdo.</w:t>
+          <w:szCs w:val="22"/>
+          <w:u w:val="none"/>
+          <w:shd w:fill="auto" w:val="clear"/>
+          <w:vertAlign w:val="baseline"/>
+        </w:rPr>
+        <w:t>, por este medio manifiesto mi decisión de participar mediante la modalidad de cesión de créditos en cartera activa, conforme lo estipulado en el Acuerdo</w:t>
+      </w:r>
+      <w:r>
+        <w:rPr>
+          <w:rFonts w:eastAsia="Cambria" w:cs="Cambria"/>
+          <w:b w:val="false"/>
+          <w:bCs w:val="false"/>
+          <w:i w:val="false"/>
+          <w:iCs w:val="false"/>
+          <w:caps w:val="false"/>
+          <w:smallCaps w:val="false"/>
+          <w:strike w:val="false"/>
+          <w:dstrike w:val="false"/>
+          <w:color w:val="000000"/>
+          <w:position w:val="0"/>
+          <w:sz w:val="22"/>
+          <w:szCs w:val="22"/>
+          <w:u w:val="none"/>
+          <w:shd w:fill="auto" w:val="clear"/>
+          <w:vertAlign w:val="baseline"/>
+          <w:rtl w:val="true"/>
+        </w:rPr>
+        <w:t>.</w:t>
       </w:r>
     </w:p>
     <w:p>
@@ -579,36 +678,33 @@
           <w:b w:val="false"/>
           <w:bCs w:val="false"/>
           <w:i w:val="false"/>
-          <w:i w:val="false"/>
-          <w:iCs w:val="false"/>
-          <w:caps w:val="false"/>
-          <w:smallCaps w:val="false"/>
-          <w:strike w:val="false"/>
-          <w:dstrike w:val="false"/>
-          <w:color w:val="000000"/>
-          <w:position w:val="0"/>
-          <w:sz w:val="22"/>
-          <w:sz w:val="22"/>
-          <w:szCs w:val="22"/>
-          <w:u w:val="none"/>
-          <w:shd w:fill="auto" w:val="clear"/>
-          <w:vertAlign w:val="baseline"/>
-        </w:rPr>
-      </w:pPr>
-      <w:r>
-        <w:rPr>
-          <w:rFonts w:eastAsia="Cambria" w:cs="Cambria"/>
-          <w:b w:val="false"/>
-          <w:bCs w:val="false"/>
-          <w:i w:val="false"/>
-          <w:iCs w:val="false"/>
-          <w:caps w:val="false"/>
-          <w:smallCaps w:val="false"/>
-          <w:strike w:val="false"/>
-          <w:dstrike w:val="false"/>
-          <w:color w:val="000000"/>
-          <w:position w:val="0"/>
-          <w:sz w:val="22"/>
+          <w:iCs w:val="false"/>
+          <w:caps w:val="false"/>
+          <w:smallCaps w:val="false"/>
+          <w:strike w:val="false"/>
+          <w:dstrike w:val="false"/>
+          <w:color w:val="000000"/>
+          <w:position w:val="0"/>
+          <w:sz w:val="22"/>
+          <w:szCs w:val="22"/>
+          <w:u w:val="none"/>
+          <w:shd w:fill="auto" w:val="clear"/>
+          <w:vertAlign w:val="baseline"/>
+        </w:rPr>
+      </w:pPr>
+      <w:r>
+        <w:rPr>
+          <w:rFonts w:eastAsia="Cambria" w:cs="Cambria"/>
+          <w:b w:val="false"/>
+          <w:bCs w:val="false"/>
+          <w:i w:val="false"/>
+          <w:iCs w:val="false"/>
+          <w:caps w:val="false"/>
+          <w:smallCaps w:val="false"/>
+          <w:strike w:val="false"/>
+          <w:dstrike w:val="false"/>
+          <w:color w:val="000000"/>
+          <w:position w:val="0"/>
           <w:sz w:val="22"/>
           <w:szCs w:val="22"/>
           <w:u w:val="none"/>
@@ -653,7 +749,6 @@
           <w:color w:val="000000"/>
           <w:position w:val="0"/>
           <w:sz w:val="22"/>
-          <w:sz w:val="22"/>
           <w:szCs w:val="22"/>
           <w:u w:val="none"/>
           <w:shd w:fill="auto" w:val="clear"/>
@@ -678,36 +773,33 @@
           <w:b w:val="false"/>
           <w:bCs w:val="false"/>
           <w:i w:val="false"/>
-          <w:i w:val="false"/>
-          <w:iCs w:val="false"/>
-          <w:caps w:val="false"/>
-          <w:smallCaps w:val="false"/>
-          <w:strike w:val="false"/>
-          <w:dstrike w:val="false"/>
-          <w:color w:val="000000"/>
-          <w:position w:val="0"/>
-          <w:sz w:val="22"/>
-          <w:sz w:val="22"/>
-          <w:szCs w:val="22"/>
-          <w:u w:val="none"/>
-          <w:shd w:fill="auto" w:val="clear"/>
-          <w:vertAlign w:val="baseline"/>
-        </w:rPr>
-      </w:pPr>
-      <w:r>
-        <w:rPr>
-          <w:rFonts w:eastAsia="Cambria" w:cs="Cambria"/>
-          <w:b w:val="false"/>
-          <w:bCs w:val="false"/>
-          <w:i w:val="false"/>
-          <w:iCs w:val="false"/>
-          <w:caps w:val="false"/>
-          <w:smallCaps w:val="false"/>
-          <w:strike w:val="false"/>
-          <w:dstrike w:val="false"/>
-          <w:color w:val="000000"/>
-          <w:position w:val="0"/>
-          <w:sz w:val="22"/>
+          <w:iCs w:val="false"/>
+          <w:caps w:val="false"/>
+          <w:smallCaps w:val="false"/>
+          <w:strike w:val="false"/>
+          <w:dstrike w:val="false"/>
+          <w:color w:val="000000"/>
+          <w:position w:val="0"/>
+          <w:sz w:val="22"/>
+          <w:szCs w:val="22"/>
+          <w:u w:val="none"/>
+          <w:shd w:fill="auto" w:val="clear"/>
+          <w:vertAlign w:val="baseline"/>
+        </w:rPr>
+      </w:pPr>
+      <w:r>
+        <w:rPr>
+          <w:rFonts w:eastAsia="Cambria" w:cs="Cambria"/>
+          <w:b w:val="false"/>
+          <w:bCs w:val="false"/>
+          <w:i w:val="false"/>
+          <w:iCs w:val="false"/>
+          <w:caps w:val="false"/>
+          <w:smallCaps w:val="false"/>
+          <w:strike w:val="false"/>
+          <w:dstrike w:val="false"/>
+          <w:color w:val="000000"/>
+          <w:position w:val="0"/>
           <w:sz w:val="22"/>
           <w:szCs w:val="22"/>
           <w:u w:val="none"/>
@@ -752,7 +844,6 @@
           <w:color w:val="000000"/>
           <w:position w:val="0"/>
           <w:sz w:val="22"/>
-          <w:sz w:val="22"/>
           <w:szCs w:val="22"/>
           <w:u w:val="none"/>
           <w:shd w:fill="auto" w:val="clear"/>
@@ -796,7 +887,6 @@
           <w:color w:val="000000"/>
           <w:position w:val="0"/>
           <w:sz w:val="22"/>
-          <w:sz w:val="22"/>
           <w:szCs w:val="22"/>
           <w:u w:val="none"/>
           <w:shd w:fill="auto" w:val="clear"/>
@@ -840,7 +930,6 @@
           <w:color w:val="000000"/>
           <w:position w:val="0"/>
           <w:sz w:val="22"/>
-          <w:sz w:val="22"/>
           <w:szCs w:val="22"/>
           <w:u w:val="none"/>
           <w:shd w:fill="auto" w:val="clear"/>
@@ -884,7 +973,6 @@
           <w:color w:val="000000"/>
           <w:position w:val="0"/>
           <w:sz w:val="22"/>
-          <w:sz w:val="22"/>
           <w:szCs w:val="22"/>
           <w:u w:val="none"/>
           <w:shd w:fill="auto" w:val="clear"/>
@@ -909,36 +997,33 @@
           <w:b w:val="false"/>
           <w:bCs w:val="false"/>
           <w:i w:val="false"/>
-          <w:i w:val="false"/>
-          <w:iCs w:val="false"/>
-          <w:caps w:val="false"/>
-          <w:smallCaps w:val="false"/>
-          <w:strike w:val="false"/>
-          <w:dstrike w:val="false"/>
-          <w:color w:val="000000"/>
-          <w:position w:val="0"/>
-          <w:sz w:val="22"/>
-          <w:sz w:val="22"/>
-          <w:szCs w:val="22"/>
-          <w:u w:val="none"/>
-          <w:shd w:fill="auto" w:val="clear"/>
-          <w:vertAlign w:val="baseline"/>
-        </w:rPr>
-      </w:pPr>
-      <w:r>
-        <w:rPr>
-          <w:rFonts w:eastAsia="Cambria" w:cs="Cambria"/>
-          <w:b w:val="false"/>
-          <w:bCs w:val="false"/>
-          <w:i w:val="false"/>
-          <w:iCs w:val="false"/>
-          <w:caps w:val="false"/>
-          <w:smallCaps w:val="false"/>
-          <w:strike w:val="false"/>
-          <w:dstrike w:val="false"/>
-          <w:color w:val="000000"/>
-          <w:position w:val="0"/>
-          <w:sz w:val="22"/>
+          <w:iCs w:val="false"/>
+          <w:caps w:val="false"/>
+          <w:smallCaps w:val="false"/>
+          <w:strike w:val="false"/>
+          <w:dstrike w:val="false"/>
+          <w:color w:val="000000"/>
+          <w:position w:val="0"/>
+          <w:sz w:val="22"/>
+          <w:szCs w:val="22"/>
+          <w:u w:val="none"/>
+          <w:shd w:fill="auto" w:val="clear"/>
+          <w:vertAlign w:val="baseline"/>
+        </w:rPr>
+      </w:pPr>
+      <w:r>
+        <w:rPr>
+          <w:rFonts w:eastAsia="Cambria" w:cs="Cambria"/>
+          <w:b w:val="false"/>
+          <w:bCs w:val="false"/>
+          <w:i w:val="false"/>
+          <w:iCs w:val="false"/>
+          <w:caps w:val="false"/>
+          <w:smallCaps w:val="false"/>
+          <w:strike w:val="false"/>
+          <w:dstrike w:val="false"/>
+          <w:color w:val="000000"/>
+          <w:position w:val="0"/>
           <w:sz w:val="22"/>
           <w:szCs w:val="22"/>
           <w:u w:val="none"/>
@@ -963,36 +1048,33 @@
           <w:b w:val="false"/>
           <w:bCs w:val="false"/>
           <w:i w:val="false"/>
-          <w:i w:val="false"/>
-          <w:iCs w:val="false"/>
-          <w:caps w:val="false"/>
-          <w:smallCaps w:val="false"/>
-          <w:strike w:val="false"/>
-          <w:dstrike w:val="false"/>
-          <w:color w:val="000000"/>
-          <w:position w:val="0"/>
-          <w:sz w:val="22"/>
-          <w:sz w:val="22"/>
-          <w:szCs w:val="22"/>
-          <w:u w:val="none"/>
-          <w:shd w:fill="auto" w:val="clear"/>
-          <w:vertAlign w:val="baseline"/>
-        </w:rPr>
-      </w:pPr>
-      <w:r>
-        <w:rPr>
-          <w:rFonts w:eastAsia="Cambria" w:cs="Cambria"/>
-          <w:b w:val="false"/>
-          <w:bCs w:val="false"/>
-          <w:i w:val="false"/>
-          <w:iCs w:val="false"/>
-          <w:caps w:val="false"/>
-          <w:smallCaps w:val="false"/>
-          <w:strike w:val="false"/>
-          <w:dstrike w:val="false"/>
-          <w:color w:val="000000"/>
-          <w:position w:val="0"/>
-          <w:sz w:val="22"/>
+          <w:iCs w:val="false"/>
+          <w:caps w:val="false"/>
+          <w:smallCaps w:val="false"/>
+          <w:strike w:val="false"/>
+          <w:dstrike w:val="false"/>
+          <w:color w:val="000000"/>
+          <w:position w:val="0"/>
+          <w:sz w:val="22"/>
+          <w:szCs w:val="22"/>
+          <w:u w:val="none"/>
+          <w:shd w:fill="auto" w:val="clear"/>
+          <w:vertAlign w:val="baseline"/>
+        </w:rPr>
+      </w:pPr>
+      <w:r>
+        <w:rPr>
+          <w:rFonts w:eastAsia="Cambria" w:cs="Cambria"/>
+          <w:b w:val="false"/>
+          <w:bCs w:val="false"/>
+          <w:i w:val="false"/>
+          <w:iCs w:val="false"/>
+          <w:caps w:val="false"/>
+          <w:smallCaps w:val="false"/>
+          <w:strike w:val="false"/>
+          <w:dstrike w:val="false"/>
+          <w:color w:val="000000"/>
+          <w:position w:val="0"/>
           <w:sz w:val="22"/>
           <w:szCs w:val="22"/>
           <w:u w:val="none"/>
@@ -1052,35 +1134,32 @@
           <w:b w:val="false"/>
           <w:bCs w:val="false"/>
           <w:i w:val="false"/>
-          <w:i w:val="false"/>
-          <w:iCs w:val="false"/>
-          <w:caps w:val="false"/>
-          <w:smallCaps w:val="false"/>
-          <w:strike w:val="false"/>
-          <w:dstrike w:val="false"/>
-          <w:color w:val="000000"/>
-          <w:position w:val="0"/>
-          <w:sz w:val="22"/>
-          <w:sz w:val="22"/>
-          <w:szCs w:val="22"/>
-          <w:shd w:fill="auto" w:val="clear"/>
-          <w:vertAlign w:val="baseline"/>
-        </w:rPr>
-      </w:pPr>
-      <w:r>
-        <w:rPr>
-          <w:rFonts w:eastAsia="Cambria" w:cs="Cambria"/>
-          <w:b w:val="false"/>
-          <w:bCs w:val="false"/>
-          <w:i w:val="false"/>
-          <w:iCs w:val="false"/>
-          <w:caps w:val="false"/>
-          <w:smallCaps w:val="false"/>
-          <w:strike w:val="false"/>
-          <w:dstrike w:val="false"/>
-          <w:color w:val="000000"/>
-          <w:position w:val="0"/>
-          <w:sz w:val="22"/>
+          <w:iCs w:val="false"/>
+          <w:caps w:val="false"/>
+          <w:smallCaps w:val="false"/>
+          <w:strike w:val="false"/>
+          <w:dstrike w:val="false"/>
+          <w:color w:val="000000"/>
+          <w:position w:val="0"/>
+          <w:sz w:val="22"/>
+          <w:szCs w:val="22"/>
+          <w:shd w:fill="auto" w:val="clear"/>
+          <w:vertAlign w:val="baseline"/>
+        </w:rPr>
+      </w:pPr>
+      <w:r>
+        <w:rPr>
+          <w:rFonts w:eastAsia="Cambria" w:cs="Cambria"/>
+          <w:b w:val="false"/>
+          <w:bCs w:val="false"/>
+          <w:i w:val="false"/>
+          <w:iCs w:val="false"/>
+          <w:caps w:val="false"/>
+          <w:smallCaps w:val="false"/>
+          <w:strike w:val="false"/>
+          <w:dstrike w:val="false"/>
+          <w:color w:val="000000"/>
+          <w:position w:val="0"/>
           <w:sz w:val="22"/>
           <w:szCs w:val="22"/>
           <w:shd w:fill="auto" w:val="clear"/>
@@ -1109,35 +1188,32 @@
           <w:b w:val="false"/>
           <w:bCs w:val="false"/>
           <w:i w:val="false"/>
-          <w:i w:val="false"/>
-          <w:iCs w:val="false"/>
-          <w:caps w:val="false"/>
-          <w:smallCaps w:val="false"/>
-          <w:strike w:val="false"/>
-          <w:dstrike w:val="false"/>
-          <w:color w:val="000000"/>
-          <w:position w:val="0"/>
-          <w:sz w:val="22"/>
-          <w:sz w:val="22"/>
-          <w:szCs w:val="22"/>
-          <w:shd w:fill="auto" w:val="clear"/>
-          <w:vertAlign w:val="baseline"/>
-        </w:rPr>
-      </w:pPr>
-      <w:r>
-        <w:rPr>
-          <w:rFonts w:eastAsia="Cambria" w:cs="Cambria"/>
-          <w:b w:val="false"/>
-          <w:bCs w:val="false"/>
-          <w:i w:val="false"/>
-          <w:iCs w:val="false"/>
-          <w:caps w:val="false"/>
-          <w:smallCaps w:val="false"/>
-          <w:strike w:val="false"/>
-          <w:dstrike w:val="false"/>
-          <w:color w:val="000000"/>
-          <w:position w:val="0"/>
-          <w:sz w:val="22"/>
+          <w:iCs w:val="false"/>
+          <w:caps w:val="false"/>
+          <w:smallCaps w:val="false"/>
+          <w:strike w:val="false"/>
+          <w:dstrike w:val="false"/>
+          <w:color w:val="000000"/>
+          <w:position w:val="0"/>
+          <w:sz w:val="22"/>
+          <w:szCs w:val="22"/>
+          <w:shd w:fill="auto" w:val="clear"/>
+          <w:vertAlign w:val="baseline"/>
+        </w:rPr>
+      </w:pPr>
+      <w:r>
+        <w:rPr>
+          <w:rFonts w:eastAsia="Cambria" w:cs="Cambria"/>
+          <w:b w:val="false"/>
+          <w:bCs w:val="false"/>
+          <w:i w:val="false"/>
+          <w:iCs w:val="false"/>
+          <w:caps w:val="false"/>
+          <w:smallCaps w:val="false"/>
+          <w:strike w:val="false"/>
+          <w:dstrike w:val="false"/>
+          <w:color w:val="000000"/>
+          <w:position w:val="0"/>
           <w:sz w:val="22"/>
           <w:szCs w:val="22"/>
           <w:shd w:fill="auto" w:val="clear"/>
@@ -1166,36 +1242,33 @@
           <w:b w:val="false"/>
           <w:bCs w:val="false"/>
           <w:i w:val="false"/>
-          <w:i w:val="false"/>
-          <w:iCs w:val="false"/>
-          <w:caps w:val="false"/>
-          <w:smallCaps w:val="false"/>
-          <w:strike w:val="false"/>
-          <w:dstrike w:val="false"/>
-          <w:color w:val="000000"/>
-          <w:position w:val="0"/>
-          <w:sz w:val="22"/>
-          <w:sz w:val="22"/>
-          <w:szCs w:val="22"/>
-          <w:u w:val="none"/>
-          <w:shd w:fill="auto" w:val="clear"/>
-          <w:vertAlign w:val="baseline"/>
-        </w:rPr>
-      </w:pPr>
-      <w:r>
-        <w:rPr>
-          <w:rFonts w:eastAsia="Cambria" w:cs="Cambria"/>
-          <w:b w:val="false"/>
-          <w:bCs w:val="false"/>
-          <w:i w:val="false"/>
-          <w:iCs w:val="false"/>
-          <w:caps w:val="false"/>
-          <w:smallCaps w:val="false"/>
-          <w:strike w:val="false"/>
-          <w:dstrike w:val="false"/>
-          <w:color w:val="000000"/>
-          <w:position w:val="0"/>
-          <w:sz w:val="22"/>
+          <w:iCs w:val="false"/>
+          <w:caps w:val="false"/>
+          <w:smallCaps w:val="false"/>
+          <w:strike w:val="false"/>
+          <w:dstrike w:val="false"/>
+          <w:color w:val="000000"/>
+          <w:position w:val="0"/>
+          <w:sz w:val="22"/>
+          <w:szCs w:val="22"/>
+          <w:u w:val="none"/>
+          <w:shd w:fill="auto" w:val="clear"/>
+          <w:vertAlign w:val="baseline"/>
+        </w:rPr>
+      </w:pPr>
+      <w:r>
+        <w:rPr>
+          <w:rFonts w:eastAsia="Cambria" w:cs="Cambria"/>
+          <w:b w:val="false"/>
+          <w:bCs w:val="false"/>
+          <w:i w:val="false"/>
+          <w:iCs w:val="false"/>
+          <w:caps w:val="false"/>
+          <w:smallCaps w:val="false"/>
+          <w:strike w:val="false"/>
+          <w:dstrike w:val="false"/>
+          <w:color w:val="000000"/>
+          <w:position w:val="0"/>
           <w:sz w:val="22"/>
           <w:szCs w:val="22"/>
           <w:shd w:fill="auto" w:val="clear"/>
@@ -1223,6 +1296,146 @@
               <w:color w:val="000000"/>
               <w:position w:val="0"/>
               <w:sz w:val="22"/>
+              <w:szCs w:val="22"/>
+              <w:shd w:fill="auto" w:val="clear"/>
+              <w:vertAlign w:val="baseline"/>
+            </w:rPr>
+          </w:r>
+          <w:r>
+            <w:rPr>
+              <w:rFonts w:eastAsia="Cambria" w:cs="Cambria"/>
+              <w:b w:val="false"/>
+              <w:bCs w:val="false"/>
+              <w:i w:val="false"/>
+              <w:iCs w:val="false"/>
+              <w:caps w:val="false"/>
+              <w:smallCaps w:val="false"/>
+              <w:strike w:val="false"/>
+              <w:dstrike w:val="false"/>
+              <w:color w:val="000000"/>
+              <w:position w:val="0"/>
+              <w:sz w:val="22"/>
+              <w:szCs w:val="22"/>
+              <w:shd w:fill="auto" w:val="clear"/>
+              <w:vertAlign w:val="baseline"/>
+            </w:rPr>
+          </w:r>
+        </w:sdtContent>
+      </w:sdt>
+      <w:r>
+        <w:rPr>
+          <w:rFonts w:eastAsia="Cambria" w:cs="Cambria"/>
+          <w:b w:val="false"/>
+          <w:bCs w:val="false"/>
+          <w:i w:val="false"/>
+          <w:iCs w:val="false"/>
+          <w:caps w:val="false"/>
+          <w:smallCaps w:val="false"/>
+          <w:strike w:val="false"/>
+          <w:dstrike w:val="false"/>
+          <w:color w:val="000000"/>
+          <w:position w:val="0"/>
+          <w:sz w:val="22"/>
+          <w:szCs w:val="22"/>
+          <w:shd w:fill="auto" w:val="clear"/>
+          <w:vertAlign w:val="baseline"/>
+        </w:rPr>
+        <w:t xml:space="preserve"> </w:t>
+      </w:r>
+      <w:r>
+        <w:rPr>
+          <w:rFonts w:eastAsia="Cambria" w:cs="Cambria"/>
+          <w:b/>
+          <w:bCs/>
+          <w:i w:val="false"/>
+          <w:iCs w:val="false"/>
+          <w:caps w:val="false"/>
+          <w:smallCaps w:val="false"/>
+          <w:strike w:val="false"/>
+          <w:dstrike w:val="false"/>
+          <w:color w:val="000000"/>
+          <w:position w:val="0"/>
+          <w:sz w:val="22"/>
+          <w:szCs w:val="22"/>
+          <w:shd w:fill="auto" w:val="clear"/>
+          <w:vertAlign w:val="baseline"/>
+        </w:rPr>
+        <w:t>{nombreCompleto}</w:t>
+      </w:r>
+    </w:p>
+    <w:p>
+      <w:pPr>
+        <w:pStyle w:val="normal1"/>
+        <w:widowControl w:val="false"/>
+        <w:shd w:val="clear" w:fill="auto"/>
+        <w:tabs>
+          <w:tab w:val="clear" w:pos="720"/>
+          <w:tab w:val="left" w:pos="7727" w:leader="none"/>
+        </w:tabs>
+        <w:spacing w:lineRule="auto" w:line="240" w:before="1" w:after="0"/>
+        <w:ind w:hanging="0" w:left="360" w:right="1596"/>
+        <w:jc w:val="left"/>
+        <w:rPr>
+          <w:rFonts w:ascii="Cambria" w:hAnsi="Cambria" w:eastAsia="Cambria" w:cs="Cambria"/>
+          <w:b w:val="false"/>
+          <w:bCs w:val="false"/>
+          <w:i w:val="false"/>
+          <w:iCs w:val="false"/>
+          <w:caps w:val="false"/>
+          <w:smallCaps w:val="false"/>
+          <w:strike w:val="false"/>
+          <w:dstrike w:val="false"/>
+          <w:color w:val="000000"/>
+          <w:position w:val="0"/>
+          <w:sz w:val="22"/>
+          <w:szCs w:val="22"/>
+          <w:u w:val="none"/>
+          <w:shd w:fill="auto" w:val="clear"/>
+          <w:vertAlign w:val="baseline"/>
+        </w:rPr>
+      </w:pPr>
+      <w:r>
+        <w:rPr>
+          <w:rFonts w:eastAsia="Cambria" w:cs="Cambria"/>
+          <w:b w:val="false"/>
+          <w:bCs w:val="false"/>
+          <w:i w:val="false"/>
+          <w:iCs w:val="false"/>
+          <w:caps w:val="false"/>
+          <w:smallCaps w:val="false"/>
+          <w:strike w:val="false"/>
+          <w:dstrike w:val="false"/>
+          <w:color w:val="000000"/>
+          <w:position w:val="0"/>
+          <w:sz w:val="22"/>
+          <w:szCs w:val="22"/>
+          <w:shd w:fill="auto" w:val="clear"/>
+          <w:vertAlign w:val="baseline"/>
+        </w:rPr>
+        <w:tab/>
+        <w:t xml:space="preserve"> </w:t>
+        <w:br/>
+        <w:t>No. de Documento de Identificación:</w:t>
+      </w:r>
+      <w:sdt>
+        <w:sdtPr>
+          <w:tag w:val="goog_rdk_4"/>
+          <w:id w:val="1082116808"/>
+        </w:sdtPr>
+        <w:sdtContent>
+          <w:r>
+            <w:rPr>
+              <w:rFonts w:eastAsia="Cambria" w:cs="Cambria"/>
+              <w:b w:val="false"/>
+              <w:bCs w:val="false"/>
+              <w:i w:val="false"/>
+              <w:iCs w:val="false"/>
+              <w:caps w:val="false"/>
+              <w:smallCaps w:val="false"/>
+              <w:strike w:val="false"/>
+              <w:dstrike w:val="false"/>
+              <w:color w:val="000000"/>
+              <w:position w:val="0"/>
               <w:sz w:val="22"/>
               <w:szCs w:val="22"/>
               <w:shd w:fill="auto" w:val="clear"/>
@@ -1243,7 +1456,6 @@
               <w:color w:val="000000"/>
               <w:position w:val="0"/>
               <w:sz w:val="22"/>
-              <w:sz w:val="22"/>
               <w:szCs w:val="22"/>
               <w:shd w:fill="auto" w:val="clear"/>
               <w:vertAlign w:val="baseline"/>
@@ -1265,7 +1477,6 @@
           <w:color w:val="000000"/>
           <w:position w:val="0"/>
           <w:sz w:val="22"/>
-          <w:sz w:val="22"/>
           <w:szCs w:val="22"/>
           <w:shd w:fill="auto" w:val="clear"/>
           <w:vertAlign w:val="baseline"/>
@@ -1286,155 +1497,6 @@
           <w:color w:val="000000"/>
           <w:position w:val="0"/>
           <w:sz w:val="22"/>
-          <w:sz w:val="22"/>
-          <w:szCs w:val="22"/>
-          <w:shd w:fill="auto" w:val="clear"/>
-          <w:vertAlign w:val="baseline"/>
-        </w:rPr>
-        <w:t>{nombreCompleto}</w:t>
-      </w:r>
-    </w:p>
-    <w:p>
-      <w:pPr>
-        <w:pStyle w:val="normal1"/>
-        <w:widowControl w:val="false"/>
-        <w:shd w:val="clear" w:fill="auto"/>
-        <w:tabs>
-          <w:tab w:val="clear" w:pos="720"/>
-          <w:tab w:val="left" w:pos="7727" w:leader="none"/>
-        </w:tabs>
-        <w:spacing w:lineRule="auto" w:line="240" w:before="1" w:after="0"/>
-        <w:ind w:hanging="0" w:left="360" w:right="1596"/>
-        <w:jc w:val="left"/>
-        <w:rPr>
-          <w:rFonts w:ascii="Cambria" w:hAnsi="Cambria" w:eastAsia="Cambria" w:cs="Cambria"/>
-          <w:b w:val="false"/>
-          <w:bCs w:val="false"/>
-          <w:i w:val="false"/>
-          <w:i w:val="false"/>
-          <w:iCs w:val="false"/>
-          <w:caps w:val="false"/>
-          <w:smallCaps w:val="false"/>
-          <w:strike w:val="false"/>
-          <w:dstrike w:val="false"/>
-          <w:color w:val="000000"/>
-          <w:position w:val="0"/>
-          <w:sz w:val="22"/>
-          <w:sz w:val="22"/>
-          <w:szCs w:val="22"/>
-          <w:u w:val="none"/>
-          <w:shd w:fill="auto" w:val="clear"/>
-          <w:vertAlign w:val="baseline"/>
-        </w:rPr>
-      </w:pPr>
-      <w:r>
-        <w:rPr>
-          <w:rFonts w:eastAsia="Cambria" w:cs="Cambria"/>
-          <w:b w:val="false"/>
-          <w:bCs w:val="false"/>
-          <w:i w:val="false"/>
-          <w:iCs w:val="false"/>
-          <w:caps w:val="false"/>
-          <w:smallCaps w:val="false"/>
-          <w:strike w:val="false"/>
-          <w:dstrike w:val="false"/>
-          <w:color w:val="000000"/>
-          <w:position w:val="0"/>
-          <w:sz w:val="22"/>
-          <w:sz w:val="22"/>
-          <w:szCs w:val="22"/>
-          <w:shd w:fill="auto" w:val="clear"/>
-          <w:vertAlign w:val="baseline"/>
-        </w:rPr>
-        <w:tab/>
-        <w:t xml:space="preserve"> </w:t>
-        <w:br/>
-        <w:t>No. de Documento de Identificación:</w:t>
-      </w:r>
-      <w:sdt>
-        <w:sdtPr>
-          <w:tag w:val="goog_rdk_4"/>
-          <w:id w:val="1082116808"/>
-        </w:sdtPr>
-        <w:sdtContent>
-          <w:r>
-            <w:rPr>
-              <w:rFonts w:eastAsia="Cambria" w:cs="Cambria"/>
-              <w:b w:val="false"/>
-              <w:bCs w:val="false"/>
-              <w:i w:val="false"/>
-              <w:iCs w:val="false"/>
-              <w:caps w:val="false"/>
-              <w:smallCaps w:val="false"/>
-              <w:strike w:val="false"/>
-              <w:dstrike w:val="false"/>
-              <w:color w:val="000000"/>
-              <w:position w:val="0"/>
-              <w:sz w:val="22"/>
-              <w:sz w:val="22"/>
-              <w:szCs w:val="22"/>
-              <w:shd w:fill="auto" w:val="clear"/>
-              <w:vertAlign w:val="baseline"/>
-            </w:rPr>
-          </w:r>
-          <w:r>
-            <w:rPr>
-              <w:rFonts w:eastAsia="Cambria" w:cs="Cambria"/>
-              <w:b w:val="false"/>
-              <w:bCs w:val="false"/>
-              <w:i w:val="false"/>
-              <w:iCs w:val="false"/>
-              <w:caps w:val="false"/>
-              <w:smallCaps w:val="false"/>
-              <w:strike w:val="false"/>
-              <w:dstrike w:val="false"/>
-              <w:color w:val="000000"/>
-              <w:position w:val="0"/>
-              <w:sz w:val="22"/>
-              <w:sz w:val="22"/>
-              <w:szCs w:val="22"/>
-              <w:shd w:fill="auto" w:val="clear"/>
-              <w:vertAlign w:val="baseline"/>
-            </w:rPr>
-          </w:r>
-        </w:sdtContent>
-      </w:sdt>
-      <w:r>
-        <w:rPr>
-          <w:rFonts w:eastAsia="Cambria" w:cs="Cambria"/>
-          <w:b w:val="false"/>
-          <w:bCs w:val="false"/>
-          <w:i w:val="false"/>
-          <w:iCs w:val="false"/>
-          <w:caps w:val="false"/>
-          <w:smallCaps w:val="false"/>
-          <w:strike w:val="false"/>
-          <w:dstrike w:val="false"/>
-          <w:color w:val="000000"/>
-          <w:position w:val="0"/>
-          <w:sz w:val="22"/>
-          <w:sz w:val="22"/>
-          <w:szCs w:val="22"/>
-          <w:shd w:fill="auto" w:val="clear"/>
-          <w:vertAlign w:val="baseline"/>
-        </w:rPr>
-        <w:t xml:space="preserve"> </w:t>
-      </w:r>
-      <w:r>
-        <w:rPr>
-          <w:rFonts w:eastAsia="Cambria" w:cs="Cambria"/>
-          <w:b/>
-          <w:bCs/>
-          <w:i w:val="false"/>
-          <w:iCs w:val="false"/>
-          <w:caps w:val="false"/>
-          <w:smallCaps w:val="false"/>
-          <w:strike w:val="false"/>
-          <w:dstrike w:val="false"/>
-          <w:color w:val="000000"/>
-          <w:position w:val="0"/>
-          <w:sz w:val="22"/>
-          <w:sz w:val="22"/>
           <w:szCs w:val="22"/>
           <w:shd w:fill="auto" w:val="clear"/>
           <w:vertAlign w:val="baseline"/>
@@ -1454,7 +1516,6 @@
           <w:dstrike w:val="false"/>
           <w:color w:val="000000"/>
           <w:position w:val="0"/>
-          <w:sz w:val="22"/>
           <w:sz w:val="22"/>
           <w:szCs w:val="22"/>
           <w:shd w:fill="auto" w:val="clear"/>
@@ -1480,7 +1541,7 @@
 </file>
 
 <file path=word/header1.xml><?xml version="1.0" encoding="utf-8"?>
-<w:hdr xmlns:o="urn:schemas-microsoft-com:office:office" xmlns:r="http://schemas.openxmlformats.org/officeDocument/2006/relationships" xmlns:v="urn:schemas-microsoft-com:vml" xmlns:w="http://schemas.openxmlformats.org/wordprocessingml/2006/main" xmlns:w10="urn:schemas-microsoft-com:office:word" xmlns:wp="http://schemas.openxmlformats.org/drawingml/2006/wordprocessingDrawing" xmlns:wps="http://schemas.microsoft.com/office/word/2010/wordprocessingShape" xmlns:wpg="http://schemas.microsoft.com/office/word/2010/wordprocessingGroup" xmlns:mc="http://schemas.openxmlformats.org/markup-compatibility/2006" xmlns:wp14="http://schemas.microsoft.com/office/word/2010/wordprocessingDrawing" xmlns:w14="http://schemas.microsoft.com/office/word/2010/wordml" xmlns:w15="http://schemas.microsoft.com/office/word/2012/wordml" mc:Ignorable="w14 wp14 w15">
+<w:hdr xmlns:o="urn:schemas-microsoft-com:office:office" xmlns:r="http://schemas.openxmlformats.org/officeDocument/2006/relationships" xmlns:v="urn:schemas-microsoft-com:vml" xmlns:w="http://schemas.openxmlformats.org/wordprocessingml/2006/main" xmlns:w10="urn:schemas-microsoft-com:office:word" xmlns:wp="http://schemas.openxmlformats.org/drawingml/2006/wordprocessingDrawing" xmlns:pic="http://schemas.openxmlformats.org/drawingml/2006/picture" xmlns:wps="http://schemas.microsoft.com/office/word/2010/wordprocessingShape" xmlns:wpg="http://schemas.microsoft.com/office/word/2010/wordprocessingGroup" xmlns:mc="http://schemas.openxmlformats.org/markup-compatibility/2006" xmlns:wp14="http://schemas.microsoft.com/office/word/2010/wordprocessingDrawing" xmlns:w14="http://schemas.microsoft.com/office/word/2010/wordml" xmlns:w15="http://schemas.microsoft.com/office/word/2012/wordml" mc:Ignorable="w14 wp14 w15">
   <w:p>
     <w:pPr>
       <w:pStyle w:val="Header"/>
@@ -1494,7 +1555,7 @@
 </file>
 
 <file path=word/header2.xml><?xml version="1.0" encoding="utf-8"?>
-<w:hdr xmlns:o="urn:schemas-microsoft-com:office:office" xmlns:r="http://schemas.openxmlformats.org/officeDocument/2006/relationships" xmlns:v="urn:schemas-microsoft-com:vml" xmlns:w="http://schemas.openxmlformats.org/wordprocessingml/2006/main" xmlns:w10="urn:schemas-microsoft-com:office:word" xmlns:wp="http://schemas.openxmlformats.org/drawingml/2006/wordprocessingDrawing" xmlns:wps="http://schemas.microsoft.com/office/word/2010/wordprocessingShape" xmlns:wpg="http://schemas.microsoft.com/office/word/2010/wordprocessingGroup" xmlns:mc="http://schemas.openxmlformats.org/markup-compatibility/2006" xmlns:wp14="http://schemas.microsoft.com/office/word/2010/wordprocessingDrawing" xmlns:w14="http://schemas.microsoft.com/office/word/2010/wordml" xmlns:w15="http://schemas.microsoft.com/office/word/2012/wordml" mc:Ignorable="w14 wp14 w15">
+<w:hdr xmlns:o="urn:schemas-microsoft-com:office:office" xmlns:r="http://schemas.openxmlformats.org/officeDocument/2006/relationships" xmlns:v="urn:schemas-microsoft-com:vml" xmlns:w="http://schemas.openxmlformats.org/wordprocessingml/2006/main" xmlns:w10="urn:schemas-microsoft-com:office:word" xmlns:wp="http://schemas.openxmlformats.org/drawingml/2006/wordprocessingDrawing" xmlns:pic="http://schemas.openxmlformats.org/drawingml/2006/picture" xmlns:wps="http://schemas.microsoft.com/office/word/2010/wordprocessingShape" xmlns:wpg="http://schemas.microsoft.com/office/word/2010/wordprocessingGroup" xmlns:mc="http://schemas.openxmlformats.org/markup-compatibility/2006" xmlns:wp14="http://schemas.microsoft.com/office/word/2010/wordprocessingDrawing" xmlns:w14="http://schemas.microsoft.com/office/word/2010/wordml" xmlns:w15="http://schemas.microsoft.com/office/word/2012/wordml" mc:Ignorable="w14 wp14 w15">
   <w:p>
     <w:pPr>
       <w:pStyle w:val="normal1"/>
@@ -1515,7 +1576,6 @@
         <w:b w:val="false"/>
         <w:bCs w:val="false"/>
         <w:i w:val="false"/>
-        <w:i w:val="false"/>
         <w:iCs w:val="false"/>
         <w:caps w:val="false"/>
         <w:smallCaps w:val="false"/>
@@ -1523,7 +1583,6 @@
         <w:dstrike w:val="false"/>
         <w:color w:val="000000"/>
         <w:position w:val="0"/>
-        <w:sz w:val="22"/>
         <w:sz w:val="22"/>
         <w:szCs w:val="22"/>
         <w:u w:val="none"/>
@@ -1545,14 +1604,13 @@
         <w:color w:val="000000"/>
         <w:position w:val="0"/>
         <w:sz w:val="22"/>
-        <w:sz w:val="22"/>
         <w:szCs w:val="22"/>
         <w:u w:val="none"/>
         <w:shd w:fill="auto" w:val="clear"/>
         <w:vertAlign w:val="baseline"/>
       </w:rPr>
       <w:drawing>
-        <wp:anchor behindDoc="1" distT="0" distB="0" distL="0" distR="0" simplePos="0" locked="0" layoutInCell="0" allowOverlap="1" relativeHeight="2">
+        <wp:anchor distT="0" distB="0" distL="0" distR="0" simplePos="0" relativeHeight="2" behindDoc="1" locked="0" layoutInCell="0" allowOverlap="1">
           <wp:simplePos x="0" y="0"/>
           <wp:positionH relativeFrom="page">
             <wp:posOffset>1213485</wp:posOffset>
@@ -1563,7 +1621,7 @@
           <wp:extent cx="1882140" cy="590550"/>
           <wp:effectExtent l="0" t="0" r="0" b="0"/>
           <wp:wrapNone/>
-          <wp:docPr id="1" name="image1.jpg" descr=""/>
+          <wp:docPr id="1" name="image1.jpg"/>
           <wp:cNvGraphicFramePr>
             <a:graphicFrameLocks xmlns:a="http://schemas.openxmlformats.org/drawingml/2006/main" noChangeAspect="1"/>
           </wp:cNvGraphicFramePr>
@@ -1571,7 +1629,7 @@
             <a:graphicData uri="http://schemas.openxmlformats.org/drawingml/2006/picture">
               <pic:pic xmlns:pic="http://schemas.openxmlformats.org/drawingml/2006/picture">
                 <pic:nvPicPr>
-                  <pic:cNvPr id="1" name="image1.jpg" descr=""/>
+                  <pic:cNvPr id="1" name="image1.jpg"/>
                   <pic:cNvPicPr>
                     <a:picLocks noChangeAspect="1" noChangeArrowheads="1"/>
                   </pic:cNvPicPr>
@@ -1590,6 +1648,7 @@
                   <a:prstGeom prst="rect">
                     <a:avLst/>
                   </a:prstGeom>
+                  <a:noFill/>
                 </pic:spPr>
               </pic:pic>
             </a:graphicData>
@@ -1602,7 +1661,7 @@
 </file>
 
 <file path=word/header3.xml><?xml version="1.0" encoding="utf-8"?>
-<w:hdr xmlns:o="urn:schemas-microsoft-com:office:office" xmlns:r="http://schemas.openxmlformats.org/officeDocument/2006/relationships" xmlns:v="urn:schemas-microsoft-com:vml" xmlns:w="http://schemas.openxmlformats.org/wordprocessingml/2006/main" xmlns:w10="urn:schemas-microsoft-com:office:word" xmlns:wp="http://schemas.openxmlformats.org/drawingml/2006/wordprocessingDrawing" xmlns:wps="http://schemas.microsoft.com/office/word/2010/wordprocessingShape" xmlns:wpg="http://schemas.microsoft.com/office/word/2010/wordprocessingGroup" xmlns:mc="http://schemas.openxmlformats.org/markup-compatibility/2006" xmlns:wp14="http://schemas.microsoft.com/office/word/2010/wordprocessingDrawing" xmlns:w14="http://schemas.microsoft.com/office/word/2010/wordml" xmlns:w15="http://schemas.microsoft.com/office/word/2012/wordml" mc:Ignorable="w14 wp14 w15">
+<w:hdr xmlns:o="urn:schemas-microsoft-com:office:office" xmlns:r="http://schemas.openxmlformats.org/officeDocument/2006/relationships" xmlns:v="urn:schemas-microsoft-com:vml" xmlns:w="http://schemas.openxmlformats.org/wordprocessingml/2006/main" xmlns:w10="urn:schemas-microsoft-com:office:word" xmlns:wp="http://schemas.openxmlformats.org/drawingml/2006/wordprocessingDrawing" xmlns:pic="http://schemas.openxmlformats.org/drawingml/2006/picture" xmlns:wps="http://schemas.microsoft.com/office/word/2010/wordprocessingShape" xmlns:wpg="http://schemas.microsoft.com/office/word/2010/wordprocessingGroup" xmlns:mc="http://schemas.openxmlformats.org/markup-compatibility/2006" xmlns:wp14="http://schemas.microsoft.com/office/word/2010/wordprocessingDrawing" xmlns:w14="http://schemas.microsoft.com/office/word/2010/wordml" xmlns:w15="http://schemas.microsoft.com/office/word/2012/wordml" mc:Ignorable="w14 wp14 w15">
   <w:p>
     <w:pPr>
       <w:pStyle w:val="normal1"/>
@@ -1623,7 +1682,6 @@
         <w:b w:val="false"/>
         <w:bCs w:val="false"/>
         <w:i w:val="false"/>
-        <w:i w:val="false"/>
         <w:iCs w:val="false"/>
         <w:caps w:val="false"/>
         <w:smallCaps w:val="false"/>
@@ -1631,7 +1689,6 @@
         <w:dstrike w:val="false"/>
         <w:color w:val="000000"/>
         <w:position w:val="0"/>
-        <w:sz w:val="22"/>
         <w:sz w:val="22"/>
         <w:szCs w:val="22"/>
         <w:u w:val="none"/>
@@ -1653,14 +1710,13 @@
         <w:color w:val="000000"/>
         <w:position w:val="0"/>
         <w:sz w:val="22"/>
-        <w:sz w:val="22"/>
         <w:szCs w:val="22"/>
         <w:u w:val="none"/>
         <w:shd w:fill="auto" w:val="clear"/>
         <w:vertAlign w:val="baseline"/>
       </w:rPr>
       <w:drawing>
-        <wp:anchor behindDoc="1" distT="0" distB="0" distL="0" distR="0" simplePos="0" locked="0" layoutInCell="0" allowOverlap="1" relativeHeight="2">
+        <wp:anchor distT="0" distB="0" distL="0" distR="0" simplePos="0" relativeHeight="2" behindDoc="1" locked="0" layoutInCell="0" allowOverlap="1">
           <wp:simplePos x="0" y="0"/>
           <wp:positionH relativeFrom="page">
             <wp:posOffset>1213485</wp:posOffset>
@@ -1671,7 +1727,7 @@
           <wp:extent cx="1882140" cy="590550"/>
           <wp:effectExtent l="0" t="0" r="0" b="0"/>
           <wp:wrapNone/>
-          <wp:docPr id="2" name="image1.jpg" descr=""/>
+          <wp:docPr id="2" name="image1.jpg"/>
           <wp:cNvGraphicFramePr>
             <a:graphicFrameLocks xmlns:a="http://schemas.openxmlformats.org/drawingml/2006/main" noChangeAspect="1"/>
           </wp:cNvGraphicFramePr>
@@ -1679,7 +1735,7 @@
             <a:graphicData uri="http://schemas.openxmlformats.org/drawingml/2006/picture">
               <pic:pic xmlns:pic="http://schemas.openxmlformats.org/drawingml/2006/picture">
                 <pic:nvPicPr>
-                  <pic:cNvPr id="2" name="image1.jpg" descr=""/>
+                  <pic:cNvPr id="2" name="image1.jpg"/>
                   <pic:cNvPicPr>
                     <a:picLocks noChangeAspect="1" noChangeArrowheads="1"/>
                   </pic:cNvPicPr>
@@ -1698,6 +1754,7 @@
                   <a:prstGeom prst="rect">
                     <a:avLst/>
                   </a:prstGeom>
+                  <a:noFill/>
                 </pic:spPr>
               </pic:pic>
             </a:graphicData>
@@ -1724,13 +1781,13 @@
         <w:ind w:left="1080" w:hanging="360"/>
       </w:pPr>
       <w:rPr>
+        <w:rFonts w:ascii="Cambria" w:hAnsi="Cambria" w:eastAsia="Cambria" w:cs="Cambria"/>
+        <w:b w:val="false"/>
+        <w:bCs w:val="false"/>
+        <w:i w:val="false"/>
+        <w:iCs w:val="false"/>
         <w:sz w:val="22"/>
-        <w:i w:val="false"/>
-        <w:b w:val="false"/>
         <w:szCs w:val="22"/>
-        <w:iCs w:val="false"/>
-        <w:bCs w:val="false"/>
-        <w:rFonts w:ascii="Cambria" w:hAnsi="Cambria" w:eastAsia="Cambria" w:cs="Cambria"/>
       </w:rPr>
     </w:lvl>
     <w:lvl w:ilvl="1">
@@ -2019,7 +2076,7 @@
     </w:rPr>
   </w:style>
   <w:style w:type="paragraph" w:styleId="Heading1">
-    <w:name w:val="Heading 1"/>
+    <w:name w:val="heading 1"/>
     <w:basedOn w:val="normal1"/>
     <w:next w:val="normal1"/>
     <w:qFormat/>
@@ -2034,7 +2091,7 @@
     </w:rPr>
   </w:style>
   <w:style w:type="paragraph" w:styleId="Heading2">
-    <w:name w:val="Heading 2"/>
+    <w:name w:val="heading 2"/>
     <w:basedOn w:val="normal1"/>
     <w:next w:val="normal1"/>
     <w:qFormat/>
@@ -2052,7 +2109,7 @@
     </w:rPr>
   </w:style>
   <w:style w:type="paragraph" w:styleId="Heading3">
-    <w:name w:val="Heading 3"/>
+    <w:name w:val="heading 3"/>
     <w:basedOn w:val="normal1"/>
     <w:next w:val="normal1"/>
     <w:qFormat/>
@@ -2070,7 +2127,7 @@
     </w:rPr>
   </w:style>
   <w:style w:type="paragraph" w:styleId="Heading4">
-    <w:name w:val="Heading 4"/>
+    <w:name w:val="heading 4"/>
     <w:basedOn w:val="normal1"/>
     <w:next w:val="normal1"/>
     <w:qFormat/>
@@ -2088,7 +2145,7 @@
     </w:rPr>
   </w:style>
   <w:style w:type="paragraph" w:styleId="Heading5">
-    <w:name w:val="Heading 5"/>
+    <w:name w:val="heading 5"/>
     <w:basedOn w:val="normal1"/>
     <w:next w:val="normal1"/>
     <w:qFormat/>
@@ -2106,7 +2163,7 @@
     </w:rPr>
   </w:style>
   <w:style w:type="paragraph" w:styleId="Heading6">
-    <w:name w:val="Heading 6"/>
+    <w:name w:val="heading 6"/>
     <w:basedOn w:val="normal1"/>
     <w:next w:val="normal1"/>
     <w:qFormat/>
@@ -2177,13 +2234,13 @@
       <w:lang w:val="es-ES"/>
     </w:rPr>
   </w:style>
-  <w:style w:type="character" w:styleId="Caracteresdenotaalpie">
-    <w:name w:val="Caracteres de nota al pie"/>
+  <w:style w:type="character" w:styleId="Caracteresdenotaalpieuser">
+    <w:name w:val="Caracteres de nota al pie (user)"/>
     <w:qFormat/>
     <w:rPr/>
   </w:style>
-  <w:style w:type="character" w:styleId="Caracteresdenotafinal">
-    <w:name w:val="Caracteres de nota final"/>
+  <w:style w:type="character" w:styleId="Caracteresdenotafinaluser">
+    <w:name w:val="Caracteres de nota final (user)"/>
     <w:qFormat/>
     <w:rPr/>
   </w:style>
@@ -2237,7 +2294,7 @@
     </w:rPr>
   </w:style>
   <w:style w:type="paragraph" w:styleId="Caption">
-    <w:name w:val="Caption"/>
+    <w:name w:val="caption"/>
     <w:basedOn w:val="Normal"/>
     <w:qFormat/>
     <w:pPr>
@@ -2254,6 +2311,32 @@
   </w:style>
   <w:style w:type="paragraph" w:styleId="ndice">
     <w:name w:val="Índice"/>
+    <w:basedOn w:val="Normal"/>
+    <w:qFormat/>
+    <w:pPr>
+      <w:suppressLineNumbers/>
+    </w:pPr>
+    <w:rPr>
+      <w:rFonts w:cs="Noto Sans Devanagari"/>
+    </w:rPr>
+  </w:style>
+  <w:style w:type="paragraph" w:styleId="Ttulouser">
+    <w:name w:val="Título (user)"/>
+    <w:basedOn w:val="Normal"/>
+    <w:next w:val="BodyText"/>
+    <w:qFormat/>
+    <w:pPr>
+      <w:keepNext w:val="true"/>
+      <w:spacing w:before="240" w:after="120"/>
+    </w:pPr>
+    <w:rPr>
+      <w:rFonts w:ascii="Liberation Sans" w:hAnsi="Liberation Sans" w:eastAsia="Noto Sans CJK SC" w:cs="Noto Sans Devanagari"/>
+      <w:sz w:val="28"/>
+      <w:szCs w:val="28"/>
+    </w:rPr>
+  </w:style>
+  <w:style w:type="paragraph" w:styleId="ndiceuser">
+    <w:name w:val="Índice (user)"/>
     <w:basedOn w:val="Normal"/>
     <w:qFormat/>
     <w:pPr>
@@ -2311,6 +2394,13 @@
     </w:pPr>
     <w:rPr/>
   </w:style>
+  <w:style w:type="paragraph" w:styleId="Cabeceraypieuser">
+    <w:name w:val="Cabecera y pie (user)"/>
+    <w:basedOn w:val="Normal"/>
+    <w:qFormat/>
+    <w:pPr/>
+    <w:rPr/>
+  </w:style>
   <w:style w:type="paragraph" w:styleId="Cabeceraypie">
     <w:name w:val="Cabecera y pie"/>
     <w:basedOn w:val="Normal"/>
@@ -2319,7 +2409,7 @@
     <w:rPr/>
   </w:style>
   <w:style w:type="paragraph" w:styleId="Header">
-    <w:name w:val="Header"/>
+    <w:name w:val="header"/>
     <w:basedOn w:val="normal1"/>
     <w:link w:val="EncabezadoCar"/>
     <w:uiPriority w:val="99"/>
@@ -2335,7 +2425,7 @@
     <w:rPr/>
   </w:style>
   <w:style w:type="paragraph" w:styleId="Footer">
-    <w:name w:val="Footer"/>
+    <w:name w:val="footer"/>
     <w:basedOn w:val="normal1"/>
     <w:link w:val="PiedepginaCar"/>
     <w:uiPriority w:val="99"/>
@@ -2370,8 +2460,8 @@
       <w:szCs w:val="48"/>
     </w:rPr>
   </w:style>
-  <w:style w:type="paragraph" w:styleId="Contenidodelista">
-    <w:name w:val="Contenido de lista"/>
+  <w:style w:type="paragraph" w:styleId="Contenidodelistauser">
+    <w:name w:val="Contenido de lista (user)"/>
     <w:basedOn w:val="Normal"/>
     <w:qFormat/>
     <w:pPr>
@@ -2379,8 +2469,8 @@
     </w:pPr>
     <w:rPr/>
   </w:style>
-  <w:style w:type="numbering" w:styleId="Ningunalista" w:default="1">
-    <w:name w:val="Ninguna lista"/>
+  <w:style w:type="numbering" w:styleId="Ningunalistauser" w:default="1">
+    <w:name w:val="Ninguna lista (user)"/>
     <w:uiPriority w:val="99"/>
     <w:semiHidden/>
     <w:unhideWhenUsed/>
@@ -2433,37 +2523,37 @@
         <a:srgbClr val="000000"/>
       </a:dk1>
       <a:lt1>
-        <a:srgbClr val="ffffff"/>
+        <a:srgbClr val="FFFFFF"/>
       </a:lt1>
       <a:dk2>
         <a:srgbClr val="000000"/>
       </a:dk2>
       <a:lt2>
-        <a:srgbClr val="ffffff"/>
+        <a:srgbClr val="FFFFFF"/>
       </a:lt2>
       <a:accent1>
-        <a:srgbClr val="18a303"/>
+        <a:srgbClr val="18A303"/>
       </a:accent1>
       <a:accent2>
-        <a:srgbClr val="0369a3"/>
+        <a:srgbClr val="0369A3"/>
       </a:accent2>
       <a:accent3>
-        <a:srgbClr val="a33e03"/>
+        <a:srgbClr val="A33E03"/>
       </a:accent3>
       <a:accent4>
-        <a:srgbClr val="8e03a3"/>
+        <a:srgbClr val="8E03A3"/>
       </a:accent4>
       <a:accent5>
-        <a:srgbClr val="c99c00"/>
+        <a:srgbClr val="C99C00"/>
       </a:accent5>
       <a:accent6>
-        <a:srgbClr val="c9211e"/>
+        <a:srgbClr val="C9211E"/>
       </a:accent6>
       <a:hlink>
-        <a:srgbClr val="0000ee"/>
+        <a:srgbClr val="0000EE"/>
       </a:hlink>
       <a:folHlink>
-        <a:srgbClr val="551a8b"/>
+        <a:srgbClr val="551A8B"/>
       </a:folHlink>
     </a:clrScheme>
     <a:fontScheme name="Office">

--- a/apps/legal-docs-blueprints/templates/inversiones_Sociedad/anexo3/carta_instruccion_mujer.docx
+++ b/apps/legal-docs-blueprints/templates/inversiones_Sociedad/anexo3/carta_instruccion_mujer.docx
@@ -482,7 +482,8 @@
       </w:r>
       <w:r>
         <w:rPr>
-          <w:b w:val="false"/>
+          <w:b/>
+          <w:bCs/>
           <w:caps w:val="false"/>
           <w:smallCaps w:val="false"/>
           <w:strike w:val="false"/>
@@ -509,24 +510,7 @@
           <w:effect w:val="none"/>
           <w:shd w:fill="auto" w:val="clear"/>
         </w:rPr>
-        <w:t xml:space="preserve"> </w:t>
-      </w:r>
-      <w:r>
-        <w:rPr>
-          <w:rFonts w:ascii="Arial;sans-serif" w:hAnsi="Arial;sans-serif"/>
-          <w:b w:val="false"/>
-          <w:i w:val="false"/>
-          <w:caps w:val="false"/>
-          <w:smallCaps w:val="false"/>
-          <w:strike w:val="false"/>
-          <w:dstrike w:val="false"/>
-          <w:color w:val="000000"/>
-          <w:sz w:val="20"/>
-          <w:u w:val="none"/>
-          <w:effect w:val="none"/>
-          <w:shd w:fill="auto" w:val="clear"/>
-        </w:rPr>
-        <w:t xml:space="preserve">y </w:t>
+        <w:t xml:space="preserve"> y </w:t>
       </w:r>
       <w:r>
         <w:rPr>
@@ -2234,13 +2218,13 @@
       <w:lang w:val="es-ES"/>
     </w:rPr>
   </w:style>
-  <w:style w:type="character" w:styleId="Caracteresdenotaalpieuser">
-    <w:name w:val="Caracteres de nota al pie (user)"/>
+  <w:style w:type="character" w:styleId="Caracteresdenotaalpie">
+    <w:name w:val="Caracteres de nota al pie"/>
     <w:qFormat/>
     <w:rPr/>
   </w:style>
-  <w:style w:type="character" w:styleId="Caracteresdenotafinaluser">
-    <w:name w:val="Caracteres de nota final (user)"/>
+  <w:style w:type="character" w:styleId="Caracteresdenotafinal">
+    <w:name w:val="Caracteres de nota final"/>
     <w:qFormat/>
     <w:rPr/>
   </w:style>
@@ -2394,15 +2378,15 @@
     </w:pPr>
     <w:rPr/>
   </w:style>
+  <w:style w:type="paragraph" w:styleId="Cabeceraypie">
+    <w:name w:val="Cabecera y pie"/>
+    <w:basedOn w:val="Normal"/>
+    <w:qFormat/>
+    <w:pPr/>
+    <w:rPr/>
+  </w:style>
   <w:style w:type="paragraph" w:styleId="Cabeceraypieuser">
     <w:name w:val="Cabecera y pie (user)"/>
-    <w:basedOn w:val="Normal"/>
-    <w:qFormat/>
-    <w:pPr/>
-    <w:rPr/>
-  </w:style>
-  <w:style w:type="paragraph" w:styleId="Cabeceraypie">
-    <w:name w:val="Cabecera y pie"/>
     <w:basedOn w:val="Normal"/>
     <w:qFormat/>
     <w:pPr/>
@@ -2460,8 +2444,8 @@
       <w:szCs w:val="48"/>
     </w:rPr>
   </w:style>
-  <w:style w:type="paragraph" w:styleId="Contenidodelistauser">
-    <w:name w:val="Contenido de lista (user)"/>
+  <w:style w:type="paragraph" w:styleId="Contenidodelista">
+    <w:name w:val="Contenido de lista"/>
     <w:basedOn w:val="Normal"/>
     <w:qFormat/>
     <w:pPr>
@@ -2469,8 +2453,8 @@
     </w:pPr>
     <w:rPr/>
   </w:style>
-  <w:style w:type="numbering" w:styleId="Ningunalistauser" w:default="1">
-    <w:name w:val="Ninguna lista (user)"/>
+  <w:style w:type="numbering" w:styleId="Ningunalista" w:default="1">
+    <w:name w:val="Ninguna lista"/>
     <w:uiPriority w:val="99"/>
     <w:semiHidden/>
     <w:unhideWhenUsed/>
